--- a/Lab07/Minh Chứng Microservices.docx
+++ b/Lab07/Minh Chứng Microservices.docx
@@ -29,14 +29,7 @@
           <w:b/>
           <w:bCs/>
         </w:rPr>
-        <w:t xml:space="preserve"> </w:t>
-      </w:r>
-      <w:r>
-        <w:rPr>
-          <w:b/>
-          <w:bCs/>
-        </w:rPr>
-        <w:t>Microservices – Part 1: Xây dựng hệ thống quản lý bán hàng</w:t>
+        <w:t xml:space="preserve"> Microservices – Part 1: Xây dựng hệ thống quản lý bán hàng</w:t>
       </w:r>
     </w:p>
     <w:p>
@@ -243,8 +236,239 @@
       </w:r>
     </w:p>
     <w:p>
+      <w:pPr>
+        <w:rPr>
+          <w:noProof/>
+        </w:rPr>
+      </w:pPr>
       <w:r>
         <w:t>Order Service → gửi message → Message Broker → các service liên quan xử lý tiếp (Inventory, Shipping,...)</w:t>
+      </w:r>
+      <w:r>
+        <w:rPr>
+          <w:noProof/>
+        </w:rPr>
+        <w:t xml:space="preserve"> </w:t>
+      </w:r>
+    </w:p>
+    <w:p>
+      <w:pPr>
+        <w:rPr>
+          <w:noProof/>
+        </w:rPr>
+      </w:pPr>
+    </w:p>
+    <w:p>
+      <w:pPr>
+        <w:rPr>
+          <w:noProof/>
+        </w:rPr>
+      </w:pPr>
+      <w:r>
+        <w:rPr>
+          <w:noProof/>
+        </w:rPr>
+        <w:lastRenderedPageBreak/>
+        <w:t xml:space="preserve">Cấu trúc dự án </w:t>
+      </w:r>
+      <w:r>
+        <w:rPr>
+          <w:noProof/>
+        </w:rPr>
+        <w:drawing>
+          <wp:inline distT="0" distB="0" distL="0" distR="0" wp14:anchorId="5C953CBD" wp14:editId="2E39AB30">
+            <wp:extent cx="5759450" cy="5491480"/>
+            <wp:effectExtent l="0" t="0" r="0" b="0"/>
+            <wp:docPr id="579374538" name="Picture 1"/>
+            <wp:cNvGraphicFramePr>
+              <a:graphicFrameLocks xmlns:a="http://schemas.openxmlformats.org/drawingml/2006/main" noChangeAspect="1"/>
+            </wp:cNvGraphicFramePr>
+            <a:graphic xmlns:a="http://schemas.openxmlformats.org/drawingml/2006/main">
+              <a:graphicData uri="http://schemas.openxmlformats.org/drawingml/2006/picture">
+                <pic:pic xmlns:pic="http://schemas.openxmlformats.org/drawingml/2006/picture">
+                  <pic:nvPicPr>
+                    <pic:cNvPr id="579374538" name=""/>
+                    <pic:cNvPicPr/>
+                  </pic:nvPicPr>
+                  <pic:blipFill>
+                    <a:blip r:embed="rId4"/>
+                    <a:stretch>
+                      <a:fillRect/>
+                    </a:stretch>
+                  </pic:blipFill>
+                  <pic:spPr>
+                    <a:xfrm>
+                      <a:off x="0" y="0"/>
+                      <a:ext cx="5759450" cy="5491480"/>
+                    </a:xfrm>
+                    <a:prstGeom prst="rect">
+                      <a:avLst/>
+                    </a:prstGeom>
+                  </pic:spPr>
+                </pic:pic>
+              </a:graphicData>
+            </a:graphic>
+          </wp:inline>
+        </w:drawing>
+      </w:r>
+    </w:p>
+    <w:p>
+      <w:pPr>
+        <w:rPr>
+          <w:noProof/>
+        </w:rPr>
+      </w:pPr>
+    </w:p>
+    <w:p>
+      <w:r>
+        <w:lastRenderedPageBreak/>
+        <w:drawing>
+          <wp:inline distT="0" distB="0" distL="0" distR="0" wp14:anchorId="63B1FBCF" wp14:editId="3A28EE3A">
+            <wp:extent cx="5759450" cy="2661285"/>
+            <wp:effectExtent l="0" t="0" r="0" b="0"/>
+            <wp:docPr id="515545144" name="Picture 1"/>
+            <wp:cNvGraphicFramePr>
+              <a:graphicFrameLocks xmlns:a="http://schemas.openxmlformats.org/drawingml/2006/main" noChangeAspect="1"/>
+            </wp:cNvGraphicFramePr>
+            <a:graphic xmlns:a="http://schemas.openxmlformats.org/drawingml/2006/main">
+              <a:graphicData uri="http://schemas.openxmlformats.org/drawingml/2006/picture">
+                <pic:pic xmlns:pic="http://schemas.openxmlformats.org/drawingml/2006/picture">
+                  <pic:nvPicPr>
+                    <pic:cNvPr id="515545144" name=""/>
+                    <pic:cNvPicPr/>
+                  </pic:nvPicPr>
+                  <pic:blipFill>
+                    <a:blip r:embed="rId5"/>
+                    <a:stretch>
+                      <a:fillRect/>
+                    </a:stretch>
+                  </pic:blipFill>
+                  <pic:spPr>
+                    <a:xfrm>
+                      <a:off x="0" y="0"/>
+                      <a:ext cx="5759450" cy="2661285"/>
+                    </a:xfrm>
+                    <a:prstGeom prst="rect">
+                      <a:avLst/>
+                    </a:prstGeom>
+                  </pic:spPr>
+                </pic:pic>
+              </a:graphicData>
+            </a:graphic>
+          </wp:inline>
+        </w:drawing>
+      </w:r>
+      <w:r>
+        <w:drawing>
+          <wp:inline distT="0" distB="0" distL="0" distR="0" wp14:anchorId="51C58579" wp14:editId="6220A95A">
+            <wp:extent cx="5759450" cy="2880995"/>
+            <wp:effectExtent l="0" t="0" r="0" b="0"/>
+            <wp:docPr id="625005449" name="Picture 1"/>
+            <wp:cNvGraphicFramePr>
+              <a:graphicFrameLocks xmlns:a="http://schemas.openxmlformats.org/drawingml/2006/main" noChangeAspect="1"/>
+            </wp:cNvGraphicFramePr>
+            <a:graphic xmlns:a="http://schemas.openxmlformats.org/drawingml/2006/main">
+              <a:graphicData uri="http://schemas.openxmlformats.org/drawingml/2006/picture">
+                <pic:pic xmlns:pic="http://schemas.openxmlformats.org/drawingml/2006/picture">
+                  <pic:nvPicPr>
+                    <pic:cNvPr id="625005449" name=""/>
+                    <pic:cNvPicPr/>
+                  </pic:nvPicPr>
+                  <pic:blipFill>
+                    <a:blip r:embed="rId6"/>
+                    <a:stretch>
+                      <a:fillRect/>
+                    </a:stretch>
+                  </pic:blipFill>
+                  <pic:spPr>
+                    <a:xfrm>
+                      <a:off x="0" y="0"/>
+                      <a:ext cx="5759450" cy="2880995"/>
+                    </a:xfrm>
+                    <a:prstGeom prst="rect">
+                      <a:avLst/>
+                    </a:prstGeom>
+                  </pic:spPr>
+                </pic:pic>
+              </a:graphicData>
+            </a:graphic>
+          </wp:inline>
+        </w:drawing>
+      </w:r>
+      <w:r>
+        <w:lastRenderedPageBreak/>
+        <w:drawing>
+          <wp:inline distT="0" distB="0" distL="0" distR="0" wp14:anchorId="5D95572F" wp14:editId="225F689A">
+            <wp:extent cx="5759450" cy="2415540"/>
+            <wp:effectExtent l="0" t="0" r="0" b="0"/>
+            <wp:docPr id="1941545223" name="Picture 1"/>
+            <wp:cNvGraphicFramePr>
+              <a:graphicFrameLocks xmlns:a="http://schemas.openxmlformats.org/drawingml/2006/main" noChangeAspect="1"/>
+            </wp:cNvGraphicFramePr>
+            <a:graphic xmlns:a="http://schemas.openxmlformats.org/drawingml/2006/main">
+              <a:graphicData uri="http://schemas.openxmlformats.org/drawingml/2006/picture">
+                <pic:pic xmlns:pic="http://schemas.openxmlformats.org/drawingml/2006/picture">
+                  <pic:nvPicPr>
+                    <pic:cNvPr id="1941545223" name=""/>
+                    <pic:cNvPicPr/>
+                  </pic:nvPicPr>
+                  <pic:blipFill>
+                    <a:blip r:embed="rId7"/>
+                    <a:stretch>
+                      <a:fillRect/>
+                    </a:stretch>
+                  </pic:blipFill>
+                  <pic:spPr>
+                    <a:xfrm>
+                      <a:off x="0" y="0"/>
+                      <a:ext cx="5759450" cy="2415540"/>
+                    </a:xfrm>
+                    <a:prstGeom prst="rect">
+                      <a:avLst/>
+                    </a:prstGeom>
+                  </pic:spPr>
+                </pic:pic>
+              </a:graphicData>
+            </a:graphic>
+          </wp:inline>
+        </w:drawing>
+      </w:r>
+      <w:r>
+        <w:drawing>
+          <wp:inline distT="0" distB="0" distL="0" distR="0" wp14:anchorId="352ABB62" wp14:editId="660BCE57">
+            <wp:extent cx="5759450" cy="2691765"/>
+            <wp:effectExtent l="0" t="0" r="0" b="0"/>
+            <wp:docPr id="1257709939" name="Picture 1"/>
+            <wp:cNvGraphicFramePr>
+              <a:graphicFrameLocks xmlns:a="http://schemas.openxmlformats.org/drawingml/2006/main" noChangeAspect="1"/>
+            </wp:cNvGraphicFramePr>
+            <a:graphic xmlns:a="http://schemas.openxmlformats.org/drawingml/2006/main">
+              <a:graphicData uri="http://schemas.openxmlformats.org/drawingml/2006/picture">
+                <pic:pic xmlns:pic="http://schemas.openxmlformats.org/drawingml/2006/picture">
+                  <pic:nvPicPr>
+                    <pic:cNvPr id="1257709939" name=""/>
+                    <pic:cNvPicPr/>
+                  </pic:nvPicPr>
+                  <pic:blipFill>
+                    <a:blip r:embed="rId8"/>
+                    <a:stretch>
+                      <a:fillRect/>
+                    </a:stretch>
+                  </pic:blipFill>
+                  <pic:spPr>
+                    <a:xfrm>
+                      <a:off x="0" y="0"/>
+                      <a:ext cx="5759450" cy="2691765"/>
+                    </a:xfrm>
+                    <a:prstGeom prst="rect">
+                      <a:avLst/>
+                    </a:prstGeom>
+                  </pic:spPr>
+                </pic:pic>
+              </a:graphicData>
+            </a:graphic>
+          </wp:inline>
+        </w:drawing>
       </w:r>
     </w:p>
     <w:sectPr>
